--- a/content-src/docx/R TLS 1992 07 24 Glyn Maxwell Out of the Rain.docx
+++ b/content-src/docx/R TLS 1992 07 24 Glyn Maxwell Out of the Rain.docx
@@ -32,13 +32,7 @@
         <w:br/>
       </w:r>
       <w:r>
-        <w:t xml:space="preserve">Paperback, £6.95.</w:t>
-      </w:r>
-      <w:r>
-        <w:br/>
-      </w:r>
-      <w:r>
-        <w:t xml:space="preserve">1852241934&lt;/details&gt;</w:t>
+        <w:t xml:space="preserve">Paperback, £6.95.&lt;/details&gt;</w:t>
       </w:r>
     </w:p>
     <w:p>

--- a/content-src/docx/R TLS 1992 07 24 Glyn Maxwell Out of the Rain.docx
+++ b/content-src/docx/R TLS 1992 07 24 Glyn Maxwell Out of the Rain.docx
@@ -67,52 +67,63 @@
         <w:t>se / Peopled with innocents". The title-poem toys with the Noah story to picture a moment of lapsarian crisis when a world of fruitful duality, peopled by animals and their Others, including unicorns, is lost, with no one seemingly bothered but the narrator, who surveys with baffled nostalgia the complacent, forgetful survivors. The jolly romp of this long poem decelerates into banality, denial, grief:</w:t>
       </w:r>
     </w:p>
-    <w:p/>
-    <w:p>
-      <w:r>
-        <w:t>I swam and thought of the dead. I thought</w:t>
-      </w:r>
-    </w:p>
-    <w:p>
-      <w:r>
-        <w:t>"They're dead."</w:t>
-      </w:r>
-    </w:p>
-    <w:p>
-      <w:r>
-        <w:t>(I was known as a thinker at school I'll have you know.)</w:t>
-      </w:r>
-    </w:p>
-    <w:p/>
-    <w:p>
-      <w:r>
-        <w:t>I thought of the things I'd seen, and thought</w:t>
-      </w:r>
-    </w:p>
-    <w:p>
-      <w:r>
-        <w:t>"I didn't</w:t>
-      </w:r>
-    </w:p>
-    <w:p>
-      <w:r>
-        <w:t>see those things." (I was known as a liar too.)</w:t>
-      </w:r>
-    </w:p>
-    <w:p/>
-    <w:p>
-      <w:r>
-        <w:t>I swam over trees, and everything I'd once</w:t>
-      </w:r>
-    </w:p>
-    <w:p>
-      <w:r>
-        <w:t>ran through, and it all seemed much</w:t>
-      </w:r>
-    </w:p>
-    <w:p>
-      <w:r>
-        <w:t>simpler . . . .</w:t>
+    <w:p>
+      <w:r>
+        <w:t xml:space="preserve">&lt;quote&gt;</w:t>
+      </w:r>
+      <w:r>
+        <w:t xml:space="preserve">I swam and thought of the dead. I thought</w:t>
+      </w:r>
+      <w:r>
+        <w:br/>
+      </w:r>
+      <w:r>
+        <w:t xml:space="preserve">"They're dead."</w:t>
+      </w:r>
+      <w:r>
+        <w:br/>
+      </w:r>
+      <w:r>
+        <w:t xml:space="preserve">(I was known as a thinker at school I'll have you know.)</w:t>
+      </w:r>
+      <w:r>
+        <w:br/>
+      </w:r>
+      <w:r>
+        <w:t xml:space="preserve">I thought of the things I'd seen, and thought</w:t>
+      </w:r>
+      <w:r>
+        <w:br/>
+      </w:r>
+      <w:r>
+        <w:t xml:space="preserve">"I didn't</w:t>
+      </w:r>
+      <w:r>
+        <w:br/>
+      </w:r>
+      <w:r>
+        <w:t xml:space="preserve">see those things." (I was known as a liar too.)</w:t>
+      </w:r>
+      <w:r>
+        <w:br/>
+      </w:r>
+      <w:r>
+        <w:t xml:space="preserve">I swam over trees, and everything I'd once</w:t>
+      </w:r>
+      <w:r>
+        <w:br/>
+      </w:r>
+      <w:r>
+        <w:t xml:space="preserve">ran through, and it all seemed much</w:t>
+      </w:r>
+      <w:r>
+        <w:br/>
+      </w:r>
+      <w:r>
+        <w:t xml:space="preserve">simpler . . . .</w:t>
+      </w:r>
+      <w:r>
+        <w:t xml:space="preserve">&lt;/quote&gt;</w:t>
       </w:r>
     </w:p>
     <w:p/>

--- a/content-src/docx/R TLS 1992 07 24 Glyn Maxwell Out of the Rain.docx
+++ b/content-src/docx/R TLS 1992 07 24 Glyn Maxwell Out of the Rain.docx
@@ -135,25 +135,36 @@
         <w:t xml:space="preserve"> unveiled familiar new plan", and an insidious "It" evades inspection by virtue of the hand-tying media:</w:t>
       </w:r>
     </w:p>
-    <w:p/>
     <w:p>
       <w:r>
-        <w:t>Don't forget</w:t>
-      </w:r>
-    </w:p>
-    <w:p>
-      <w:r>
-        <w:t>Nothing will start that hasn't started yet</w:t>
-      </w:r>
-    </w:p>
-    <w:p>
-      <w:r>
-        <w:t>Don't forget</w:t>
-      </w:r>
-    </w:p>
-    <w:p>
-      <w:r>
-        <w:t>It, its friend, its foe and its opposite.</w:t>
+        <w:t xml:space="preserve">&lt;quote&gt;</w:t>
+      </w:r>
+      <w:r>
+        <w:t xml:space="preserve">Don't forget</w:t>
+      </w:r>
+      <w:r>
+        <w:br/>
+      </w:r>
+      <w:r>
+        <w:t xml:space="preserve">Nothing will start that hasn't started yet</w:t>
+      </w:r>
+      <w:r>
+        <w:br/>
+      </w:r>
+      <w:r>
+        <w:br/>
+      </w:r>
+      <w:r>
+        <w:t xml:space="preserve">Don't forget</w:t>
+      </w:r>
+      <w:r>
+        <w:br/>
+      </w:r>
+      <w:r>
+        <w:t xml:space="preserve">It, its friend, its foe and its opposite.</w:t>
+      </w:r>
+      <w:r>
+        <w:t xml:space="preserve">&lt;/quote&gt;</w:t>
       </w:r>
     </w:p>
     <w:p/>

--- a/content-src/docx/R TLS 1992 07 24 Glyn Maxwell Out of the Rain.docx
+++ b/content-src/docx/R TLS 1992 07 24 Glyn Maxwell Out of the Rain.docx
@@ -120,7 +120,7 @@
         <w:br/>
       </w:r>
       <w:r>
-        <w:t xml:space="preserve">simpler . . . .</w:t>
+        <w:t xml:space="preserve">simpler….</w:t>
       </w:r>
       <w:r>
         <w:t xml:space="preserve">&lt;/quote&gt;</w:t>
@@ -129,7 +129,7 @@
     <w:p/>
     <w:p>
       <w:r>
-        <w:t>Maxwell detests simplicity, and delights in the "Great Perhaps", in the ability to conjure "the winged 'Or'", the full spectrum of a biodiverse world. The conformities of games shows, soap operas, Hollywood, adland or television are all smartly and satirically dispatched by a writer who knows his targets. It is the homogeneity of a consumer world offering such duff choices which justifies Maxwell's grander gestures, as in "We Billion Cheered", where "the waving dead of a waving war . . . clap a man / for an</w:t>
+        <w:t>Maxwell detests simplicity, and delights in the "Great Perhaps", in the ability to conjure "the winged 'Or'", the full spectrum of a biodiverse world. The conformities of games shows, soap operas, Hollywood, adland or television are all smartly and satirically dispatched by a writer who knows his targets. It is the homogeneity of a consumer world offering such duff choices which justifies Maxwell's grander gestures, as in "We Billion Cheered", where "the waving dead of a waving war… clap a man / for an</w:t>
       </w:r>
       <w:r>
         <w:t xml:space="preserve"> unveiled familiar new plan", and an insidious "It" evades inspection by virtue of the hand-tying media:</w:t>
@@ -180,7 +180,7 @@
     <w:p/>
     <w:p>
       <w:r>
-        <w:t xml:space="preserve">There is an acknowledgement, beneath this indignant, blokeish humanism, that Maxwell colludes in the inequalities elucidated by each of his oppositions. Two pieces, both flecked with sexual desire, deal with the pitiable privileged wealthy in moments before real or potential catastrophe, and isolate the easier judgments of hindsight from the impotence of the moment; "admit it / we are gods at retrospect". Mocking the alternatives to passive involvement ("I'd have had to have . . . thrown her in the back of </w:t>
+        <w:t xml:space="preserve">There is an acknowledgement, beneath this indignant, blokeish humanism, that Maxwell colludes in the inequalities elucidated by each of his oppositions. Two pieces, both flecked with sexual desire, deal with the pitiable privileged wealthy in moments before real or potential catastrophe, and isolate the easier judgments of hindsight from the impotence of the moment; "admit it / we are gods at retrospect". Mocking the alternatives to passive involvement ("I'd have had to have… thrown her in the back of </w:t>
       </w:r>
       <w:r>
         <w:t>my / 2CV and motored to kingdom come", the sassy cliché highlighting the utopianism), Maxwell makes his excuses: "this happens to, and happens to be, me".</w:t>
